--- a/Tyler/Mobile/Tyler_Roberts.docx
+++ b/Tyler/Mobile/Tyler_Roberts.docx
@@ -44,7 +44,7 @@
           <w:sz w:val="19"/>
           <w:szCs w:val="19"/>
         </w:rPr>
-        <w:t>tylerroberts.dev@oudook.com | linkedin.com/in/tyler-roberts-3b839b3a9/ | Florida, United States | +1 (321) 376-7095</w:t>
+        <w:t>tylerrdev@outlook.com | linkedin.com/in/tyler-roberts-76a8193b2/ | Florida, United States | +1 (321) 376-7095</w:t>
       </w:r>
     </w:p>
     <w:p>
@@ -134,7 +134,31 @@
           <w:rFonts w:ascii="Arial" w:hAnsi="Arial" w:cs="Arial"/>
           <w:sz w:val="20"/>
         </w:rPr>
-        <w:t xml:space="preserve"> across iOS and Android. Strong focus on </w:t>
+        <w:t xml:space="preserve"> across </w:t>
+      </w:r>
+      <w:proofErr w:type="spellStart"/>
+      <w:r>
+        <w:rPr>
+          <w:rFonts w:ascii="Arial" w:hAnsi="Arial" w:cs="Arial"/>
+          <w:sz w:val="20"/>
+        </w:rPr>
+        <w:t>iOS</w:t>
+      </w:r>
+      <w:proofErr w:type="spellEnd"/>
+      <w:r>
+        <w:rPr>
+          <w:rFonts w:ascii="Arial" w:hAnsi="Arial" w:cs="Arial"/>
+          <w:sz w:val="20"/>
+        </w:rPr>
+        <w:t xml:space="preserve"> and Android. </w:t>
+      </w:r>
+      <w:proofErr w:type="gramStart"/>
+      <w:r>
+        <w:rPr>
+          <w:rFonts w:ascii="Arial" w:hAnsi="Arial" w:cs="Arial"/>
+          <w:sz w:val="20"/>
+        </w:rPr>
+        <w:t xml:space="preserve">Strong focus on </w:t>
       </w:r>
       <w:r>
         <w:rPr>
@@ -194,7 +218,23 @@
           <w:rFonts w:ascii="Arial" w:hAnsi="Arial" w:cs="Arial"/>
           <w:sz w:val="20"/>
         </w:rPr>
-        <w:t xml:space="preserve"> from app layer through APIs and event pipelines. Comfortable translating product goals into </w:t>
+        <w:t xml:space="preserve"> from app layer through APIs and event pipelines.</w:t>
+      </w:r>
+      <w:proofErr w:type="gramEnd"/>
+      <w:r>
+        <w:rPr>
+          <w:rFonts w:ascii="Arial" w:hAnsi="Arial" w:cs="Arial"/>
+          <w:sz w:val="20"/>
+        </w:rPr>
+        <w:t xml:space="preserve"> </w:t>
+      </w:r>
+      <w:proofErr w:type="gramStart"/>
+      <w:r>
+        <w:rPr>
+          <w:rFonts w:ascii="Arial" w:hAnsi="Arial" w:cs="Arial"/>
+          <w:sz w:val="20"/>
+        </w:rPr>
+        <w:t xml:space="preserve">Comfortable translating product goals into </w:t>
       </w:r>
       <w:r>
         <w:rPr>
@@ -271,6 +311,7 @@
         </w:rPr>
         <w:t>.</w:t>
       </w:r>
+      <w:proofErr w:type="gramEnd"/>
     </w:p>
     <w:p>
       <w:pPr>
@@ -319,7 +360,97 @@
           <w:sz w:val="20"/>
           <w:szCs w:val="20"/>
         </w:rPr>
-        <w:t xml:space="preserve"> - Swift, Objective-C, UIKit, SwiftUI, iOS SDK, Auto Layout, Core Data, background tasks, push notifications, Kotlin, Java, Android SDK, Jetpack Components, MVVM, Room, WorkManager, Firebase, React Native, Flutter, shared component architecture, native module integration, cross-platform state management</w:t>
+        <w:t xml:space="preserve"> - Swift, Objective-C, </w:t>
+      </w:r>
+      <w:proofErr w:type="spellStart"/>
+      <w:r>
+        <w:rPr>
+          <w:rFonts w:ascii="Arial" w:hAnsi="Arial" w:cs="Arial"/>
+          <w:sz w:val="20"/>
+          <w:szCs w:val="20"/>
+        </w:rPr>
+        <w:t>UIKit</w:t>
+      </w:r>
+      <w:proofErr w:type="spellEnd"/>
+      <w:r>
+        <w:rPr>
+          <w:rFonts w:ascii="Arial" w:hAnsi="Arial" w:cs="Arial"/>
+          <w:sz w:val="20"/>
+          <w:szCs w:val="20"/>
+        </w:rPr>
+        <w:t xml:space="preserve">, </w:t>
+      </w:r>
+      <w:proofErr w:type="spellStart"/>
+      <w:r>
+        <w:rPr>
+          <w:rFonts w:ascii="Arial" w:hAnsi="Arial" w:cs="Arial"/>
+          <w:sz w:val="20"/>
+          <w:szCs w:val="20"/>
+        </w:rPr>
+        <w:t>SwiftUI</w:t>
+      </w:r>
+      <w:proofErr w:type="spellEnd"/>
+      <w:r>
+        <w:rPr>
+          <w:rFonts w:ascii="Arial" w:hAnsi="Arial" w:cs="Arial"/>
+          <w:sz w:val="20"/>
+          <w:szCs w:val="20"/>
+        </w:rPr>
+        <w:t xml:space="preserve">, </w:t>
+      </w:r>
+      <w:proofErr w:type="spellStart"/>
+      <w:r>
+        <w:rPr>
+          <w:rFonts w:ascii="Arial" w:hAnsi="Arial" w:cs="Arial"/>
+          <w:sz w:val="20"/>
+          <w:szCs w:val="20"/>
+        </w:rPr>
+        <w:t>iOS</w:t>
+      </w:r>
+      <w:proofErr w:type="spellEnd"/>
+      <w:r>
+        <w:rPr>
+          <w:rFonts w:ascii="Arial" w:hAnsi="Arial" w:cs="Arial"/>
+          <w:sz w:val="20"/>
+          <w:szCs w:val="20"/>
+        </w:rPr>
+        <w:t xml:space="preserve"> SDK, Auto Layout, Core Data, background tasks, push notifications, </w:t>
+      </w:r>
+      <w:proofErr w:type="spellStart"/>
+      <w:r>
+        <w:rPr>
+          <w:rFonts w:ascii="Arial" w:hAnsi="Arial" w:cs="Arial"/>
+          <w:sz w:val="20"/>
+          <w:szCs w:val="20"/>
+        </w:rPr>
+        <w:t>Kotlin</w:t>
+      </w:r>
+      <w:proofErr w:type="spellEnd"/>
+      <w:r>
+        <w:rPr>
+          <w:rFonts w:ascii="Arial" w:hAnsi="Arial" w:cs="Arial"/>
+          <w:sz w:val="20"/>
+          <w:szCs w:val="20"/>
+        </w:rPr>
+        <w:t xml:space="preserve">, Java, Android SDK, Jetpack Components, MVVM, Room, </w:t>
+      </w:r>
+      <w:proofErr w:type="spellStart"/>
+      <w:r>
+        <w:rPr>
+          <w:rFonts w:ascii="Arial" w:hAnsi="Arial" w:cs="Arial"/>
+          <w:sz w:val="20"/>
+          <w:szCs w:val="20"/>
+        </w:rPr>
+        <w:t>WorkManager</w:t>
+      </w:r>
+      <w:proofErr w:type="spellEnd"/>
+      <w:r>
+        <w:rPr>
+          <w:rFonts w:ascii="Arial" w:hAnsi="Arial" w:cs="Arial"/>
+          <w:sz w:val="20"/>
+          <w:szCs w:val="20"/>
+        </w:rPr>
+        <w:t>, Firebase, React Native, Flutter, shared component architecture, native module integration, cross-platform state management</w:t>
       </w:r>
     </w:p>
     <w:p>
@@ -351,7 +482,43 @@
           <w:sz w:val="20"/>
           <w:szCs w:val="20"/>
         </w:rPr>
-        <w:t xml:space="preserve"> - Node.js, TypeScript, JavaScript, Python, REST, GraphQL consumption, API versioning, background jobs, real-time sync patterns, third-party SDK integrations</w:t>
+        <w:t xml:space="preserve"> - Node.js, </w:t>
+      </w:r>
+      <w:proofErr w:type="spellStart"/>
+      <w:r>
+        <w:rPr>
+          <w:rFonts w:ascii="Arial" w:hAnsi="Arial" w:cs="Arial"/>
+          <w:sz w:val="20"/>
+          <w:szCs w:val="20"/>
+        </w:rPr>
+        <w:t>TypeScript</w:t>
+      </w:r>
+      <w:proofErr w:type="spellEnd"/>
+      <w:r>
+        <w:rPr>
+          <w:rFonts w:ascii="Arial" w:hAnsi="Arial" w:cs="Arial"/>
+          <w:sz w:val="20"/>
+          <w:szCs w:val="20"/>
+        </w:rPr>
+        <w:t xml:space="preserve">, JavaScript, Python, REST, </w:t>
+      </w:r>
+      <w:proofErr w:type="spellStart"/>
+      <w:r>
+        <w:rPr>
+          <w:rFonts w:ascii="Arial" w:hAnsi="Arial" w:cs="Arial"/>
+          <w:sz w:val="20"/>
+          <w:szCs w:val="20"/>
+        </w:rPr>
+        <w:t>GraphQL</w:t>
+      </w:r>
+      <w:proofErr w:type="spellEnd"/>
+      <w:r>
+        <w:rPr>
+          <w:rFonts w:ascii="Arial" w:hAnsi="Arial" w:cs="Arial"/>
+          <w:sz w:val="20"/>
+          <w:szCs w:val="20"/>
+        </w:rPr>
+        <w:t xml:space="preserve"> consumption, API versioning, background jobs, real-time sync patterns, third-party SDK integrations</w:t>
       </w:r>
     </w:p>
     <w:p>
@@ -385,6 +552,7 @@
         </w:rPr>
         <w:t xml:space="preserve"> - Relational: </w:t>
       </w:r>
+      <w:proofErr w:type="spellStart"/>
       <w:r>
         <w:rPr>
           <w:rStyle w:val="Strong"/>
@@ -394,6 +562,7 @@
         </w:rPr>
         <w:t>PostgreSQL</w:t>
       </w:r>
+      <w:proofErr w:type="spellEnd"/>
       <w:r>
         <w:rPr>
           <w:rFonts w:ascii="Arial" w:hAnsi="Arial" w:cs="Arial"/>
@@ -434,8 +603,27 @@
           <w:sz w:val="20"/>
           <w:szCs w:val="20"/>
         </w:rPr>
-        <w:t xml:space="preserve"> | NoSQL: </w:t>
-      </w:r>
+        <w:t xml:space="preserve"> | </w:t>
+      </w:r>
+      <w:proofErr w:type="spellStart"/>
+      <w:r>
+        <w:rPr>
+          <w:rFonts w:ascii="Arial" w:hAnsi="Arial" w:cs="Arial"/>
+          <w:sz w:val="20"/>
+          <w:szCs w:val="20"/>
+        </w:rPr>
+        <w:t>NoSQL</w:t>
+      </w:r>
+      <w:proofErr w:type="spellEnd"/>
+      <w:r>
+        <w:rPr>
+          <w:rFonts w:ascii="Arial" w:hAnsi="Arial" w:cs="Arial"/>
+          <w:sz w:val="20"/>
+          <w:szCs w:val="20"/>
+        </w:rPr>
+        <w:t xml:space="preserve">: </w:t>
+      </w:r>
+      <w:proofErr w:type="spellStart"/>
       <w:r>
         <w:rPr>
           <w:rStyle w:val="Strong"/>
@@ -445,6 +633,7 @@
         </w:rPr>
         <w:t>Redis</w:t>
       </w:r>
+      <w:proofErr w:type="spellEnd"/>
       <w:r>
         <w:rPr>
           <w:rFonts w:ascii="Arial" w:hAnsi="Arial" w:cs="Arial"/>
@@ -453,6 +642,7 @@
         </w:rPr>
         <w:t xml:space="preserve">, </w:t>
       </w:r>
+      <w:proofErr w:type="spellStart"/>
       <w:r>
         <w:rPr>
           <w:rStyle w:val="Strong"/>
@@ -462,6 +652,7 @@
         </w:rPr>
         <w:t>MongoDB</w:t>
       </w:r>
+      <w:proofErr w:type="spellEnd"/>
       <w:r>
         <w:rPr>
           <w:rFonts w:ascii="Arial" w:hAnsi="Arial" w:cs="Arial"/>
@@ -470,6 +661,7 @@
         </w:rPr>
         <w:t xml:space="preserve">, </w:t>
       </w:r>
+      <w:proofErr w:type="spellStart"/>
       <w:r>
         <w:rPr>
           <w:rStyle w:val="Strong"/>
@@ -479,6 +671,7 @@
         </w:rPr>
         <w:t>DynamoDB</w:t>
       </w:r>
+      <w:proofErr w:type="spellEnd"/>
       <w:r>
         <w:rPr>
           <w:rFonts w:ascii="Arial" w:hAnsi="Arial" w:cs="Arial"/>
@@ -521,6 +714,7 @@
         </w:rPr>
         <w:t xml:space="preserve">, </w:t>
       </w:r>
+      <w:proofErr w:type="spellStart"/>
       <w:r>
         <w:rPr>
           <w:rStyle w:val="Strong"/>
@@ -530,6 +724,7 @@
         </w:rPr>
         <w:t>RabbitMQ</w:t>
       </w:r>
+      <w:proofErr w:type="spellEnd"/>
       <w:r>
         <w:rPr>
           <w:rFonts w:ascii="Arial" w:hAnsi="Arial" w:cs="Arial"/>
@@ -538,6 +733,7 @@
         </w:rPr>
         <w:t xml:space="preserve"> | Search: </w:t>
       </w:r>
+      <w:proofErr w:type="spellStart"/>
       <w:r>
         <w:rPr>
           <w:rStyle w:val="Strong"/>
@@ -547,6 +743,7 @@
         </w:rPr>
         <w:t>Elasticsearch</w:t>
       </w:r>
+      <w:proofErr w:type="spellEnd"/>
       <w:r>
         <w:rPr>
           <w:rFonts w:ascii="Arial" w:hAnsi="Arial" w:cs="Arial"/>
@@ -589,6 +786,7 @@
         </w:rPr>
         <w:t xml:space="preserve">, </w:t>
       </w:r>
+      <w:proofErr w:type="spellStart"/>
       <w:r>
         <w:rPr>
           <w:rStyle w:val="Strong"/>
@@ -598,6 +796,7 @@
         </w:rPr>
         <w:t>BigQuery</w:t>
       </w:r>
+      <w:proofErr w:type="spellEnd"/>
       <w:r>
         <w:rPr>
           <w:rFonts w:ascii="Arial" w:hAnsi="Arial" w:cs="Arial"/>
@@ -628,8 +827,19 @@
           <w:sz w:val="20"/>
           <w:szCs w:val="20"/>
         </w:rPr>
-        <w:t>Cloud &amp; DevOps</w:t>
-      </w:r>
+        <w:t xml:space="preserve">Cloud &amp; </w:t>
+      </w:r>
+      <w:proofErr w:type="spellStart"/>
+      <w:r>
+        <w:rPr>
+          <w:rStyle w:val="Strong"/>
+          <w:rFonts w:ascii="Arial" w:hAnsi="Arial" w:cs="Arial"/>
+          <w:sz w:val="20"/>
+          <w:szCs w:val="20"/>
+        </w:rPr>
+        <w:t>DevOps</w:t>
+      </w:r>
+      <w:proofErr w:type="spellEnd"/>
       <w:r>
         <w:rPr>
           <w:rFonts w:ascii="Arial" w:hAnsi="Arial" w:cs="Arial"/>
@@ -757,6 +967,7 @@
         </w:rPr>
         <w:t xml:space="preserve">, </w:t>
       </w:r>
+      <w:proofErr w:type="spellStart"/>
       <w:r>
         <w:rPr>
           <w:rStyle w:val="Strong"/>
@@ -766,6 +977,7 @@
         </w:rPr>
         <w:t>CloudFront</w:t>
       </w:r>
+      <w:proofErr w:type="spellEnd"/>
       <w:r>
         <w:rPr>
           <w:rFonts w:ascii="Arial" w:hAnsi="Arial" w:cs="Arial"/>
@@ -791,6 +1003,7 @@
         </w:rPr>
         <w:t xml:space="preserve">, </w:t>
       </w:r>
+      <w:proofErr w:type="spellStart"/>
       <w:r>
         <w:rPr>
           <w:rStyle w:val="Strong"/>
@@ -800,6 +1013,7 @@
         </w:rPr>
         <w:t>DynamoDB</w:t>
       </w:r>
+      <w:proofErr w:type="spellEnd"/>
       <w:r>
         <w:rPr>
           <w:rFonts w:ascii="Arial" w:hAnsi="Arial" w:cs="Arial"/>
@@ -808,6 +1022,7 @@
         </w:rPr>
         <w:t xml:space="preserve">, </w:t>
       </w:r>
+      <w:proofErr w:type="spellStart"/>
       <w:r>
         <w:rPr>
           <w:rStyle w:val="Strong"/>
@@ -817,6 +1032,7 @@
         </w:rPr>
         <w:t>ElastiCache</w:t>
       </w:r>
+      <w:proofErr w:type="spellEnd"/>
       <w:r>
         <w:rPr>
           <w:rFonts w:ascii="Arial" w:hAnsi="Arial" w:cs="Arial"/>
@@ -825,6 +1041,7 @@
         </w:rPr>
         <w:t xml:space="preserve">, </w:t>
       </w:r>
+      <w:proofErr w:type="spellStart"/>
       <w:r>
         <w:rPr>
           <w:rStyle w:val="Strong"/>
@@ -834,6 +1051,7 @@
         </w:rPr>
         <w:t>EventBridge</w:t>
       </w:r>
+      <w:proofErr w:type="spellEnd"/>
       <w:r>
         <w:rPr>
           <w:rFonts w:ascii="Arial" w:hAnsi="Arial" w:cs="Arial"/>
@@ -1046,6 +1264,7 @@
         </w:rPr>
         <w:t xml:space="preserve">, </w:t>
       </w:r>
+      <w:proofErr w:type="spellStart"/>
       <w:r>
         <w:rPr>
           <w:rStyle w:val="Strong"/>
@@ -1055,6 +1274,7 @@
         </w:rPr>
         <w:t>BigQuery</w:t>
       </w:r>
+      <w:proofErr w:type="spellEnd"/>
       <w:r>
         <w:rPr>
           <w:rFonts w:ascii="Arial" w:hAnsi="Arial" w:cs="Arial"/>
@@ -1063,6 +1283,7 @@
         </w:rPr>
         <w:t xml:space="preserve"> | </w:t>
       </w:r>
+      <w:proofErr w:type="spellStart"/>
       <w:r>
         <w:rPr>
           <w:rStyle w:val="Strong"/>
@@ -1072,6 +1293,7 @@
         </w:rPr>
         <w:t>Docker</w:t>
       </w:r>
+      <w:proofErr w:type="spellEnd"/>
       <w:r>
         <w:rPr>
           <w:rFonts w:ascii="Arial" w:hAnsi="Arial" w:cs="Arial"/>
@@ -1080,6 +1302,7 @@
         </w:rPr>
         <w:t xml:space="preserve">, </w:t>
       </w:r>
+      <w:proofErr w:type="spellStart"/>
       <w:r>
         <w:rPr>
           <w:rStyle w:val="Strong"/>
@@ -1089,6 +1312,7 @@
         </w:rPr>
         <w:t>Kubernetes</w:t>
       </w:r>
+      <w:proofErr w:type="spellEnd"/>
       <w:r>
         <w:rPr>
           <w:rFonts w:ascii="Arial" w:hAnsi="Arial" w:cs="Arial"/>
@@ -1131,6 +1355,7 @@
         </w:rPr>
         <w:t xml:space="preserve">, </w:t>
       </w:r>
+      <w:proofErr w:type="spellStart"/>
       <w:r>
         <w:rPr>
           <w:rStyle w:val="Strong"/>
@@ -1140,6 +1365,7 @@
         </w:rPr>
         <w:t>GitOps</w:t>
       </w:r>
+      <w:proofErr w:type="spellEnd"/>
       <w:r>
         <w:rPr>
           <w:rFonts w:ascii="Arial" w:hAnsi="Arial" w:cs="Arial"/>
@@ -1148,6 +1374,7 @@
         </w:rPr>
         <w:t xml:space="preserve">, </w:t>
       </w:r>
+      <w:proofErr w:type="spellStart"/>
       <w:r>
         <w:rPr>
           <w:rStyle w:val="Strong"/>
@@ -1157,6 +1384,7 @@
         </w:rPr>
         <w:t>Terraform</w:t>
       </w:r>
+      <w:proofErr w:type="spellEnd"/>
       <w:r>
         <w:rPr>
           <w:rFonts w:ascii="Arial" w:hAnsi="Arial" w:cs="Arial"/>
@@ -1165,6 +1393,7 @@
         </w:rPr>
         <w:t xml:space="preserve">, </w:t>
       </w:r>
+      <w:proofErr w:type="spellStart"/>
       <w:r>
         <w:rPr>
           <w:rStyle w:val="Strong"/>
@@ -1174,6 +1403,7 @@
         </w:rPr>
         <w:t>CloudFormation</w:t>
       </w:r>
+      <w:proofErr w:type="spellEnd"/>
       <w:r>
         <w:rPr>
           <w:rFonts w:ascii="Arial" w:hAnsi="Arial" w:cs="Arial"/>
@@ -1182,14 +1412,25 @@
         </w:rPr>
         <w:t xml:space="preserve"> | CI/CD: </w:t>
       </w:r>
-      <w:r>
-        <w:rPr>
-          <w:rStyle w:val="Strong"/>
-          <w:rFonts w:ascii="Arial" w:hAnsi="Arial" w:cs="Arial"/>
-          <w:sz w:val="20"/>
-          <w:szCs w:val="20"/>
-        </w:rPr>
-        <w:t>GitHub Actions</w:t>
+      <w:proofErr w:type="spellStart"/>
+      <w:r>
+        <w:rPr>
+          <w:rStyle w:val="Strong"/>
+          <w:rFonts w:ascii="Arial" w:hAnsi="Arial" w:cs="Arial"/>
+          <w:sz w:val="20"/>
+          <w:szCs w:val="20"/>
+        </w:rPr>
+        <w:t>GitHub</w:t>
+      </w:r>
+      <w:proofErr w:type="spellEnd"/>
+      <w:r>
+        <w:rPr>
+          <w:rStyle w:val="Strong"/>
+          <w:rFonts w:ascii="Arial" w:hAnsi="Arial" w:cs="Arial"/>
+          <w:sz w:val="20"/>
+          <w:szCs w:val="20"/>
+        </w:rPr>
+        <w:t xml:space="preserve"> Actions</w:t>
       </w:r>
       <w:r>
         <w:rPr>
@@ -1199,14 +1440,25 @@
         </w:rPr>
         <w:t xml:space="preserve">, </w:t>
       </w:r>
-      <w:r>
-        <w:rPr>
-          <w:rStyle w:val="Strong"/>
-          <w:rFonts w:ascii="Arial" w:hAnsi="Arial" w:cs="Arial"/>
-          <w:sz w:val="20"/>
-          <w:szCs w:val="20"/>
-        </w:rPr>
-        <w:t>GitLab CI</w:t>
+      <w:proofErr w:type="spellStart"/>
+      <w:r>
+        <w:rPr>
+          <w:rStyle w:val="Strong"/>
+          <w:rFonts w:ascii="Arial" w:hAnsi="Arial" w:cs="Arial"/>
+          <w:sz w:val="20"/>
+          <w:szCs w:val="20"/>
+        </w:rPr>
+        <w:t>GitLab</w:t>
+      </w:r>
+      <w:proofErr w:type="spellEnd"/>
+      <w:r>
+        <w:rPr>
+          <w:rStyle w:val="Strong"/>
+          <w:rFonts w:ascii="Arial" w:hAnsi="Arial" w:cs="Arial"/>
+          <w:sz w:val="20"/>
+          <w:szCs w:val="20"/>
+        </w:rPr>
+        <w:t xml:space="preserve"> CI</w:t>
       </w:r>
       <w:r>
         <w:rPr>
@@ -1240,8 +1492,19 @@
           <w:sz w:val="20"/>
           <w:szCs w:val="20"/>
         </w:rPr>
-        <w:t>Azure DevOps</w:t>
-      </w:r>
+        <w:t xml:space="preserve">Azure </w:t>
+      </w:r>
+      <w:proofErr w:type="spellStart"/>
+      <w:r>
+        <w:rPr>
+          <w:rStyle w:val="Strong"/>
+          <w:rFonts w:ascii="Arial" w:hAnsi="Arial" w:cs="Arial"/>
+          <w:sz w:val="20"/>
+          <w:szCs w:val="20"/>
+        </w:rPr>
+        <w:t>DevOps</w:t>
+      </w:r>
+      <w:proofErr w:type="spellEnd"/>
       <w:r>
         <w:rPr>
           <w:rFonts w:ascii="Arial" w:hAnsi="Arial" w:cs="Arial"/>
@@ -1250,6 +1513,7 @@
         </w:rPr>
         <w:t xml:space="preserve">, </w:t>
       </w:r>
+      <w:proofErr w:type="spellStart"/>
       <w:r>
         <w:rPr>
           <w:rStyle w:val="Strong"/>
@@ -1259,6 +1523,7 @@
         </w:rPr>
         <w:t>CircleCI</w:t>
       </w:r>
+      <w:proofErr w:type="spellEnd"/>
     </w:p>
     <w:p>
       <w:pPr>
@@ -1274,14 +1539,25 @@
           <w:szCs w:val="20"/>
         </w:rPr>
       </w:pPr>
-      <w:r>
-        <w:rPr>
-          <w:rStyle w:val="Strong"/>
-          <w:rFonts w:ascii="Arial" w:hAnsi="Arial" w:cs="Arial"/>
-          <w:sz w:val="20"/>
-          <w:szCs w:val="20"/>
-        </w:rPr>
-        <w:t>Observability, Quality &amp; Security</w:t>
+      <w:proofErr w:type="spellStart"/>
+      <w:r>
+        <w:rPr>
+          <w:rStyle w:val="Strong"/>
+          <w:rFonts w:ascii="Arial" w:hAnsi="Arial" w:cs="Arial"/>
+          <w:sz w:val="20"/>
+          <w:szCs w:val="20"/>
+        </w:rPr>
+        <w:t>Observability</w:t>
+      </w:r>
+      <w:proofErr w:type="spellEnd"/>
+      <w:r>
+        <w:rPr>
+          <w:rStyle w:val="Strong"/>
+          <w:rFonts w:ascii="Arial" w:hAnsi="Arial" w:cs="Arial"/>
+          <w:sz w:val="20"/>
+          <w:szCs w:val="20"/>
+        </w:rPr>
+        <w:t>, Quality &amp; Security</w:t>
       </w:r>
       <w:r>
         <w:rPr>
@@ -1291,6 +1567,7 @@
         </w:rPr>
         <w:t xml:space="preserve"> - </w:t>
       </w:r>
+      <w:proofErr w:type="spellStart"/>
       <w:r>
         <w:rPr>
           <w:rStyle w:val="Strong"/>
@@ -1300,6 +1577,7 @@
         </w:rPr>
         <w:t>OpenTelemetry</w:t>
       </w:r>
+      <w:proofErr w:type="spellEnd"/>
       <w:r>
         <w:rPr>
           <w:rFonts w:ascii="Arial" w:hAnsi="Arial" w:cs="Arial"/>
@@ -1308,6 +1586,7 @@
         </w:rPr>
         <w:t xml:space="preserve">, </w:t>
       </w:r>
+      <w:proofErr w:type="spellStart"/>
       <w:r>
         <w:rPr>
           <w:rStyle w:val="Strong"/>
@@ -1317,6 +1596,7 @@
         </w:rPr>
         <w:t>Datadog</w:t>
       </w:r>
+      <w:proofErr w:type="spellEnd"/>
       <w:r>
         <w:rPr>
           <w:rFonts w:ascii="Arial" w:hAnsi="Arial" w:cs="Arial"/>
@@ -1342,6 +1622,7 @@
         </w:rPr>
         <w:t xml:space="preserve">, </w:t>
       </w:r>
+      <w:proofErr w:type="spellStart"/>
       <w:r>
         <w:rPr>
           <w:rStyle w:val="Strong"/>
@@ -1351,6 +1632,7 @@
         </w:rPr>
         <w:t>Grafana</w:t>
       </w:r>
+      <w:proofErr w:type="spellEnd"/>
       <w:r>
         <w:rPr>
           <w:rFonts w:ascii="Arial" w:hAnsi="Arial" w:cs="Arial"/>
@@ -1376,6 +1658,7 @@
         </w:rPr>
         <w:t xml:space="preserve">, </w:t>
       </w:r>
+      <w:proofErr w:type="spellStart"/>
       <w:r>
         <w:rPr>
           <w:rStyle w:val="Strong"/>
@@ -1385,6 +1668,7 @@
         </w:rPr>
         <w:t>CloudWatch</w:t>
       </w:r>
+      <w:proofErr w:type="spellEnd"/>
       <w:r>
         <w:rPr>
           <w:rFonts w:ascii="Arial" w:hAnsi="Arial" w:cs="Arial"/>
@@ -1529,14 +1813,25 @@
         </w:rPr>
         <w:t xml:space="preserve">, </w:t>
       </w:r>
-      <w:r>
-        <w:rPr>
-          <w:rStyle w:val="Strong"/>
-          <w:rFonts w:ascii="Arial" w:hAnsi="Arial" w:cs="Arial"/>
-          <w:sz w:val="20"/>
-          <w:szCs w:val="20"/>
-        </w:rPr>
-        <w:t>OpenID Connect</w:t>
+      <w:proofErr w:type="spellStart"/>
+      <w:r>
+        <w:rPr>
+          <w:rStyle w:val="Strong"/>
+          <w:rFonts w:ascii="Arial" w:hAnsi="Arial" w:cs="Arial"/>
+          <w:sz w:val="20"/>
+          <w:szCs w:val="20"/>
+        </w:rPr>
+        <w:t>OpenID</w:t>
+      </w:r>
+      <w:proofErr w:type="spellEnd"/>
+      <w:r>
+        <w:rPr>
+          <w:rStyle w:val="Strong"/>
+          <w:rFonts w:ascii="Arial" w:hAnsi="Arial" w:cs="Arial"/>
+          <w:sz w:val="20"/>
+          <w:szCs w:val="20"/>
+        </w:rPr>
+        <w:t xml:space="preserve"> Connect</w:t>
       </w:r>
       <w:r>
         <w:rPr>
@@ -1563,6 +1858,7 @@
         </w:rPr>
         <w:t xml:space="preserve">, </w:t>
       </w:r>
+      <w:proofErr w:type="spellStart"/>
       <w:r>
         <w:rPr>
           <w:rStyle w:val="Strong"/>
@@ -1572,6 +1868,7 @@
         </w:rPr>
         <w:t>Okta</w:t>
       </w:r>
+      <w:proofErr w:type="spellEnd"/>
       <w:r>
         <w:rPr>
           <w:rFonts w:ascii="Arial" w:hAnsi="Arial" w:cs="Arial"/>
@@ -1604,8 +1901,19 @@
           <w:sz w:val="20"/>
           <w:szCs w:val="20"/>
         </w:rPr>
-        <w:t>AWS Cognito</w:t>
-      </w:r>
+        <w:t xml:space="preserve">AWS </w:t>
+      </w:r>
+      <w:proofErr w:type="spellStart"/>
+      <w:r>
+        <w:rPr>
+          <w:rStyle w:val="Strong"/>
+          <w:rFonts w:ascii="Arial" w:hAnsi="Arial" w:cs="Arial"/>
+          <w:sz w:val="20"/>
+          <w:szCs w:val="20"/>
+        </w:rPr>
+        <w:t>Cognito</w:t>
+      </w:r>
+      <w:proofErr w:type="spellEnd"/>
       <w:r>
         <w:rPr>
           <w:rFonts w:ascii="Arial" w:hAnsi="Arial" w:cs="Arial"/>
@@ -1699,7 +2007,31 @@
           <w:sz w:val="21"/>
           <w:szCs w:val="21"/>
         </w:rPr>
-        <w:t>Web Venturez LLC</w:t>
+        <w:t xml:space="preserve">Web </w:t>
+      </w:r>
+      <w:proofErr w:type="spellStart"/>
+      <w:r>
+        <w:rPr>
+          <w:rFonts w:ascii="Arial" w:eastAsia="Arial" w:hAnsi="Arial" w:cs="Arial"/>
+          <w:b/>
+          <w:bCs/>
+          <w:color w:val="6F8F6B"/>
+          <w:sz w:val="21"/>
+          <w:szCs w:val="21"/>
+        </w:rPr>
+        <w:t>Venturez</w:t>
+      </w:r>
+      <w:proofErr w:type="spellEnd"/>
+      <w:r>
+        <w:rPr>
+          <w:rFonts w:ascii="Arial" w:eastAsia="Arial" w:hAnsi="Arial" w:cs="Arial"/>
+          <w:b/>
+          <w:bCs/>
+          <w:color w:val="6F8F6B"/>
+          <w:sz w:val="21"/>
+          <w:szCs w:val="21"/>
+        </w:rPr>
+        <w:t xml:space="preserve"> LLC</w:t>
       </w:r>
     </w:p>
     <w:p>
@@ -1739,7 +2071,25 @@
           <w:rFonts w:ascii="Arial" w:hAnsi="Arial" w:cs="Arial"/>
           <w:sz w:val="20"/>
         </w:rPr>
-        <w:t>enterprise iOS/Android apps</w:t>
+        <w:t xml:space="preserve">enterprise </w:t>
+      </w:r>
+      <w:proofErr w:type="spellStart"/>
+      <w:r>
+        <w:rPr>
+          <w:rStyle w:val="Strong"/>
+          <w:rFonts w:ascii="Arial" w:hAnsi="Arial" w:cs="Arial"/>
+          <w:sz w:val="20"/>
+        </w:rPr>
+        <w:t>iOS</w:t>
+      </w:r>
+      <w:proofErr w:type="spellEnd"/>
+      <w:r>
+        <w:rPr>
+          <w:rStyle w:val="Strong"/>
+          <w:rFonts w:ascii="Arial" w:hAnsi="Arial" w:cs="Arial"/>
+          <w:sz w:val="20"/>
+        </w:rPr>
+        <w:t>/Android apps</w:t>
       </w:r>
       <w:r>
         <w:rPr>
@@ -1782,7 +2132,39 @@
           <w:rFonts w:ascii="Arial" w:hAnsi="Arial" w:cs="Arial"/>
           <w:sz w:val="20"/>
         </w:rPr>
-        <w:t xml:space="preserve"> mobile data layers with conflict-safe sync, local persistence (Core Data/Room), and background refresh using iOS background tasks and Android WorkManager.</w:t>
+        <w:t xml:space="preserve"> mobile data layers with conflict-safe sync, local persistence (Core Data/Room), and background refresh using </w:t>
+      </w:r>
+      <w:proofErr w:type="spellStart"/>
+      <w:r>
+        <w:rPr>
+          <w:rFonts w:ascii="Arial" w:hAnsi="Arial" w:cs="Arial"/>
+          <w:sz w:val="20"/>
+        </w:rPr>
+        <w:t>iOS</w:t>
+      </w:r>
+      <w:proofErr w:type="spellEnd"/>
+      <w:r>
+        <w:rPr>
+          <w:rFonts w:ascii="Arial" w:hAnsi="Arial" w:cs="Arial"/>
+          <w:sz w:val="20"/>
+        </w:rPr>
+        <w:t xml:space="preserve"> background tasks and Android </w:t>
+      </w:r>
+      <w:proofErr w:type="spellStart"/>
+      <w:r>
+        <w:rPr>
+          <w:rFonts w:ascii="Arial" w:hAnsi="Arial" w:cs="Arial"/>
+          <w:sz w:val="20"/>
+        </w:rPr>
+        <w:t>WorkManager</w:t>
+      </w:r>
+      <w:proofErr w:type="spellEnd"/>
+      <w:r>
+        <w:rPr>
+          <w:rFonts w:ascii="Arial" w:hAnsi="Arial" w:cs="Arial"/>
+          <w:sz w:val="20"/>
+        </w:rPr>
+        <w:t>.</w:t>
       </w:r>
     </w:p>
     <w:p>
@@ -1839,7 +2221,23 @@
           <w:rFonts w:ascii="Arial" w:hAnsi="Arial" w:cs="Arial"/>
           <w:sz w:val="20"/>
         </w:rPr>
-        <w:t xml:space="preserve">Implemented secure auth flows using </w:t>
+        <w:t xml:space="preserve">Implemented secure </w:t>
+      </w:r>
+      <w:proofErr w:type="spellStart"/>
+      <w:r>
+        <w:rPr>
+          <w:rFonts w:ascii="Arial" w:hAnsi="Arial" w:cs="Arial"/>
+          <w:sz w:val="20"/>
+        </w:rPr>
+        <w:t>auth</w:t>
+      </w:r>
+      <w:proofErr w:type="spellEnd"/>
+      <w:r>
+        <w:rPr>
+          <w:rFonts w:ascii="Arial" w:hAnsi="Arial" w:cs="Arial"/>
+          <w:sz w:val="20"/>
+        </w:rPr>
+        <w:t xml:space="preserve"> flows using </w:t>
       </w:r>
       <w:r>
         <w:rPr>
@@ -1856,13 +2254,23 @@
         </w:rPr>
         <w:t xml:space="preserve">, </w:t>
       </w:r>
-      <w:r>
-        <w:rPr>
-          <w:rStyle w:val="Strong"/>
-          <w:rFonts w:ascii="Arial" w:hAnsi="Arial" w:cs="Arial"/>
-          <w:sz w:val="20"/>
-        </w:rPr>
-        <w:t>OpenID Connect</w:t>
+      <w:proofErr w:type="spellStart"/>
+      <w:r>
+        <w:rPr>
+          <w:rStyle w:val="Strong"/>
+          <w:rFonts w:ascii="Arial" w:hAnsi="Arial" w:cs="Arial"/>
+          <w:sz w:val="20"/>
+        </w:rPr>
+        <w:t>OpenID</w:t>
+      </w:r>
+      <w:proofErr w:type="spellEnd"/>
+      <w:r>
+        <w:rPr>
+          <w:rStyle w:val="Strong"/>
+          <w:rFonts w:ascii="Arial" w:hAnsi="Arial" w:cs="Arial"/>
+          <w:sz w:val="20"/>
+        </w:rPr>
+        <w:t xml:space="preserve"> Connect</w:t>
       </w:r>
       <w:r>
         <w:rPr>
@@ -1886,13 +2294,23 @@
         </w:rPr>
         <w:t xml:space="preserve">, integrating </w:t>
       </w:r>
-      <w:r>
-        <w:rPr>
-          <w:rStyle w:val="Strong"/>
-          <w:rFonts w:ascii="Arial" w:hAnsi="Arial" w:cs="Arial"/>
-          <w:sz w:val="20"/>
-        </w:rPr>
-        <w:t>Okta/Auth0</w:t>
+      <w:proofErr w:type="spellStart"/>
+      <w:r>
+        <w:rPr>
+          <w:rStyle w:val="Strong"/>
+          <w:rFonts w:ascii="Arial" w:hAnsi="Arial" w:cs="Arial"/>
+          <w:sz w:val="20"/>
+        </w:rPr>
+        <w:t>Okta</w:t>
+      </w:r>
+      <w:proofErr w:type="spellEnd"/>
+      <w:r>
+        <w:rPr>
+          <w:rStyle w:val="Strong"/>
+          <w:rFonts w:ascii="Arial" w:hAnsi="Arial" w:cs="Arial"/>
+          <w:sz w:val="20"/>
+        </w:rPr>
+        <w:t>/Auth0</w:t>
       </w:r>
       <w:r>
         <w:rPr>
@@ -1907,8 +2325,18 @@
           <w:rFonts w:ascii="Arial" w:hAnsi="Arial" w:cs="Arial"/>
           <w:sz w:val="20"/>
         </w:rPr>
-        <w:t>AWS Cognito</w:t>
-      </w:r>
+        <w:t xml:space="preserve">AWS </w:t>
+      </w:r>
+      <w:proofErr w:type="spellStart"/>
+      <w:r>
+        <w:rPr>
+          <w:rStyle w:val="Strong"/>
+          <w:rFonts w:ascii="Arial" w:hAnsi="Arial" w:cs="Arial"/>
+          <w:sz w:val="20"/>
+        </w:rPr>
+        <w:t>Cognito</w:t>
+      </w:r>
+      <w:proofErr w:type="spellEnd"/>
       <w:r>
         <w:rPr>
           <w:rFonts w:ascii="Arial" w:hAnsi="Arial" w:cs="Arial"/>
@@ -2054,6 +2482,7 @@
         </w:rPr>
         <w:t xml:space="preserve"> and </w:t>
       </w:r>
+      <w:proofErr w:type="spellStart"/>
       <w:r>
         <w:rPr>
           <w:rStyle w:val="Strong"/>
@@ -2062,6 +2491,7 @@
         </w:rPr>
         <w:t>EventBridge</w:t>
       </w:r>
+      <w:proofErr w:type="spellEnd"/>
       <w:r>
         <w:rPr>
           <w:rFonts w:ascii="Arial" w:hAnsi="Arial" w:cs="Arial"/>
@@ -2090,14 +2520,34 @@
         </w:rPr>
         <w:t xml:space="preserve">Improved app responsiveness by tuning payload shapes, caching strategies, and backend read paths with </w:t>
       </w:r>
-      <w:r>
-        <w:rPr>
-          <w:rStyle w:val="Strong"/>
-          <w:rFonts w:ascii="Arial" w:hAnsi="Arial" w:cs="Arial"/>
-          <w:sz w:val="20"/>
-        </w:rPr>
-        <w:t>Redis/ElastiCache</w:t>
-      </w:r>
+      <w:proofErr w:type="spellStart"/>
+      <w:r>
+        <w:rPr>
+          <w:rStyle w:val="Strong"/>
+          <w:rFonts w:ascii="Arial" w:hAnsi="Arial" w:cs="Arial"/>
+          <w:sz w:val="20"/>
+        </w:rPr>
+        <w:t>Redis</w:t>
+      </w:r>
+      <w:proofErr w:type="spellEnd"/>
+      <w:r>
+        <w:rPr>
+          <w:rStyle w:val="Strong"/>
+          <w:rFonts w:ascii="Arial" w:hAnsi="Arial" w:cs="Arial"/>
+          <w:sz w:val="20"/>
+        </w:rPr>
+        <w:t>/</w:t>
+      </w:r>
+      <w:proofErr w:type="spellStart"/>
+      <w:r>
+        <w:rPr>
+          <w:rStyle w:val="Strong"/>
+          <w:rFonts w:ascii="Arial" w:hAnsi="Arial" w:cs="Arial"/>
+          <w:sz w:val="20"/>
+        </w:rPr>
+        <w:t>ElastiCache</w:t>
+      </w:r>
+      <w:proofErr w:type="spellEnd"/>
       <w:r>
         <w:rPr>
           <w:rFonts w:ascii="Arial" w:hAnsi="Arial" w:cs="Arial"/>
@@ -2126,13 +2576,23 @@
         </w:rPr>
         <w:t xml:space="preserve">Supported data-heavy experiences by optimizing server queries and indexes in </w:t>
       </w:r>
-      <w:r>
-        <w:rPr>
-          <w:rStyle w:val="Strong"/>
-          <w:rFonts w:ascii="Arial" w:hAnsi="Arial" w:cs="Arial"/>
-          <w:sz w:val="20"/>
-        </w:rPr>
-        <w:t>PostgreSQL/MySQL/SQL Server</w:t>
+      <w:proofErr w:type="spellStart"/>
+      <w:r>
+        <w:rPr>
+          <w:rStyle w:val="Strong"/>
+          <w:rFonts w:ascii="Arial" w:hAnsi="Arial" w:cs="Arial"/>
+          <w:sz w:val="20"/>
+        </w:rPr>
+        <w:t>PostgreSQL</w:t>
+      </w:r>
+      <w:proofErr w:type="spellEnd"/>
+      <w:r>
+        <w:rPr>
+          <w:rStyle w:val="Strong"/>
+          <w:rFonts w:ascii="Arial" w:hAnsi="Arial" w:cs="Arial"/>
+          <w:sz w:val="20"/>
+        </w:rPr>
+        <w:t>/MySQL/SQL Server</w:t>
       </w:r>
       <w:r>
         <w:rPr>
@@ -2162,13 +2622,23 @@
         </w:rPr>
         <w:t xml:space="preserve">Enabled search-driven mobile discovery by consuming </w:t>
       </w:r>
-      <w:r>
-        <w:rPr>
-          <w:rStyle w:val="Strong"/>
-          <w:rFonts w:ascii="Arial" w:hAnsi="Arial" w:cs="Arial"/>
-          <w:sz w:val="20"/>
-        </w:rPr>
-        <w:t>Elasticsearch/OpenSearch</w:t>
+      <w:proofErr w:type="spellStart"/>
+      <w:r>
+        <w:rPr>
+          <w:rStyle w:val="Strong"/>
+          <w:rFonts w:ascii="Arial" w:hAnsi="Arial" w:cs="Arial"/>
+          <w:sz w:val="20"/>
+        </w:rPr>
+        <w:t>Elasticsearch</w:t>
+      </w:r>
+      <w:proofErr w:type="spellEnd"/>
+      <w:r>
+        <w:rPr>
+          <w:rStyle w:val="Strong"/>
+          <w:rFonts w:ascii="Arial" w:hAnsi="Arial" w:cs="Arial"/>
+          <w:sz w:val="20"/>
+        </w:rPr>
+        <w:t>/OpenSearch</w:t>
       </w:r>
       <w:r>
         <w:rPr>
@@ -2196,8 +2666,25 @@
           <w:rFonts w:ascii="Arial" w:hAnsi="Arial" w:cs="Arial"/>
           <w:sz w:val="20"/>
         </w:rPr>
-        <w:t xml:space="preserve">Added production observability using </w:t>
-      </w:r>
+        <w:t xml:space="preserve">Added production </w:t>
+      </w:r>
+      <w:proofErr w:type="spellStart"/>
+      <w:r>
+        <w:rPr>
+          <w:rFonts w:ascii="Arial" w:hAnsi="Arial" w:cs="Arial"/>
+          <w:sz w:val="20"/>
+        </w:rPr>
+        <w:t>observability</w:t>
+      </w:r>
+      <w:proofErr w:type="spellEnd"/>
+      <w:r>
+        <w:rPr>
+          <w:rFonts w:ascii="Arial" w:hAnsi="Arial" w:cs="Arial"/>
+          <w:sz w:val="20"/>
+        </w:rPr>
+        <w:t xml:space="preserve"> using </w:t>
+      </w:r>
+      <w:proofErr w:type="spellStart"/>
       <w:r>
         <w:rPr>
           <w:rStyle w:val="Strong"/>
@@ -2206,6 +2693,7 @@
         </w:rPr>
         <w:t>OpenTelemetry</w:t>
       </w:r>
+      <w:proofErr w:type="spellEnd"/>
       <w:r>
         <w:rPr>
           <w:rFonts w:ascii="Arial" w:hAnsi="Arial" w:cs="Arial"/>
@@ -2213,6 +2701,7 @@
         </w:rPr>
         <w:t xml:space="preserve"> and structured logs, routing traces/metrics to </w:t>
       </w:r>
+      <w:proofErr w:type="spellStart"/>
       <w:r>
         <w:rPr>
           <w:rStyle w:val="Strong"/>
@@ -2221,6 +2710,7 @@
         </w:rPr>
         <w:t>Datadog</w:t>
       </w:r>
+      <w:proofErr w:type="spellEnd"/>
       <w:r>
         <w:rPr>
           <w:rFonts w:ascii="Arial" w:hAnsi="Arial" w:cs="Arial"/>
@@ -2228,6 +2718,7 @@
         </w:rPr>
         <w:t xml:space="preserve">, dashboards in </w:t>
       </w:r>
+      <w:proofErr w:type="spellStart"/>
       <w:r>
         <w:rPr>
           <w:rStyle w:val="Strong"/>
@@ -2236,6 +2727,7 @@
         </w:rPr>
         <w:t>Grafana</w:t>
       </w:r>
+      <w:proofErr w:type="spellEnd"/>
       <w:r>
         <w:rPr>
           <w:rFonts w:ascii="Arial" w:hAnsi="Arial" w:cs="Arial"/>
@@ -2243,6 +2735,7 @@
         </w:rPr>
         <w:t xml:space="preserve">, and incident signals into </w:t>
       </w:r>
+      <w:proofErr w:type="spellStart"/>
       <w:r>
         <w:rPr>
           <w:rStyle w:val="Strong"/>
@@ -2251,6 +2744,7 @@
         </w:rPr>
         <w:t>CloudWatch</w:t>
       </w:r>
+      <w:proofErr w:type="spellEnd"/>
       <w:r>
         <w:rPr>
           <w:rFonts w:ascii="Arial" w:hAnsi="Arial" w:cs="Arial"/>
@@ -2346,13 +2840,23 @@
         </w:rPr>
         <w:t xml:space="preserve">Established mobile CI/CD with repeatable build pipelines and gated releases using </w:t>
       </w:r>
-      <w:r>
-        <w:rPr>
-          <w:rStyle w:val="Strong"/>
-          <w:rFonts w:ascii="Arial" w:hAnsi="Arial" w:cs="Arial"/>
-          <w:sz w:val="20"/>
-        </w:rPr>
-        <w:t>GitHub Actions/Jenkins</w:t>
+      <w:proofErr w:type="spellStart"/>
+      <w:r>
+        <w:rPr>
+          <w:rStyle w:val="Strong"/>
+          <w:rFonts w:ascii="Arial" w:hAnsi="Arial" w:cs="Arial"/>
+          <w:sz w:val="20"/>
+        </w:rPr>
+        <w:t>GitHub</w:t>
+      </w:r>
+      <w:proofErr w:type="spellEnd"/>
+      <w:r>
+        <w:rPr>
+          <w:rStyle w:val="Strong"/>
+          <w:rFonts w:ascii="Arial" w:hAnsi="Arial" w:cs="Arial"/>
+          <w:sz w:val="20"/>
+        </w:rPr>
+        <w:t xml:space="preserve"> Actions/Jenkins</w:t>
       </w:r>
       <w:r>
         <w:rPr>
@@ -2388,8 +2892,18 @@
           <w:rFonts w:ascii="Arial" w:hAnsi="Arial" w:cs="Arial"/>
           <w:sz w:val="20"/>
         </w:rPr>
-        <w:t>Redshift/BigQuery</w:t>
-      </w:r>
+        <w:t>Redshift/</w:t>
+      </w:r>
+      <w:proofErr w:type="spellStart"/>
+      <w:r>
+        <w:rPr>
+          <w:rStyle w:val="Strong"/>
+          <w:rFonts w:ascii="Arial" w:hAnsi="Arial" w:cs="Arial"/>
+          <w:sz w:val="20"/>
+        </w:rPr>
+        <w:t>BigQuery</w:t>
+      </w:r>
+      <w:proofErr w:type="spellEnd"/>
       <w:r>
         <w:rPr>
           <w:rFonts w:ascii="Arial" w:hAnsi="Arial" w:cs="Arial"/>
@@ -2444,6 +2958,7 @@
       </w:r>
     </w:p>
     <w:p>
+      <w:proofErr w:type="spellStart"/>
       <w:r>
         <w:rPr>
           <w:rFonts w:ascii="Arial" w:eastAsia="Arial" w:hAnsi="Arial" w:cs="Arial"/>
@@ -2453,7 +2968,19 @@
           <w:sz w:val="21"/>
           <w:szCs w:val="21"/>
         </w:rPr>
-        <w:t>Webiz Digital</w:t>
+        <w:t>Webiz</w:t>
+      </w:r>
+      <w:proofErr w:type="spellEnd"/>
+      <w:r>
+        <w:rPr>
+          <w:rFonts w:ascii="Arial" w:eastAsia="Arial" w:hAnsi="Arial" w:cs="Arial"/>
+          <w:b/>
+          <w:bCs/>
+          <w:color w:val="6F8F6B"/>
+          <w:sz w:val="21"/>
+          <w:szCs w:val="21"/>
+        </w:rPr>
+        <w:t xml:space="preserve"> Digital</w:t>
       </w:r>
     </w:p>
     <w:p>
@@ -2485,7 +3012,23 @@
           <w:rFonts w:ascii="Arial" w:hAnsi="Arial" w:cs="Arial"/>
           <w:sz w:val="20"/>
         </w:rPr>
-        <w:t>Built and maintained mobile features across iOS/Android using native and cross-platform approaches, balancing platform conventions with shared logic for faster iteration.</w:t>
+        <w:t xml:space="preserve">Built and maintained mobile features across </w:t>
+      </w:r>
+      <w:proofErr w:type="spellStart"/>
+      <w:r>
+        <w:rPr>
+          <w:rFonts w:ascii="Arial" w:hAnsi="Arial" w:cs="Arial"/>
+          <w:sz w:val="20"/>
+        </w:rPr>
+        <w:t>iOS</w:t>
+      </w:r>
+      <w:proofErr w:type="spellEnd"/>
+      <w:r>
+        <w:rPr>
+          <w:rFonts w:ascii="Arial" w:hAnsi="Arial" w:cs="Arial"/>
+          <w:sz w:val="20"/>
+        </w:rPr>
+        <w:t>/Android using native and cross-platform approaches, balancing platform conventions with shared logic for faster iteration.</w:t>
       </w:r>
     </w:p>
     <w:p>
@@ -2506,7 +3049,23 @@
           <w:rFonts w:ascii="Arial" w:hAnsi="Arial" w:cs="Arial"/>
           <w:sz w:val="20"/>
         </w:rPr>
-        <w:t>Developed API integrations and client networking layers with clear retry/backoff rules, ensuring stable behavior under poor connectivity and variable device conditions.</w:t>
+        <w:t>Developed API integrations and client networking layers with clear retry/</w:t>
+      </w:r>
+      <w:proofErr w:type="spellStart"/>
+      <w:r>
+        <w:rPr>
+          <w:rFonts w:ascii="Arial" w:hAnsi="Arial" w:cs="Arial"/>
+          <w:sz w:val="20"/>
+        </w:rPr>
+        <w:t>backoff</w:t>
+      </w:r>
+      <w:proofErr w:type="spellEnd"/>
+      <w:r>
+        <w:rPr>
+          <w:rFonts w:ascii="Arial" w:hAnsi="Arial" w:cs="Arial"/>
+          <w:sz w:val="20"/>
+        </w:rPr>
+        <w:t xml:space="preserve"> rules, ensuring stable behavior under poor connectivity and variable device conditions.</w:t>
       </w:r>
     </w:p>
     <w:p>
@@ -2571,8 +3130,18 @@
           <w:rFonts w:ascii="Arial" w:hAnsi="Arial" w:cs="Arial"/>
           <w:sz w:val="20"/>
         </w:rPr>
-        <w:t>Node.js/TypeScript</w:t>
-      </w:r>
+        <w:t>Node.js/</w:t>
+      </w:r>
+      <w:proofErr w:type="spellStart"/>
+      <w:r>
+        <w:rPr>
+          <w:rStyle w:val="Strong"/>
+          <w:rFonts w:ascii="Arial" w:hAnsi="Arial" w:cs="Arial"/>
+          <w:sz w:val="20"/>
+        </w:rPr>
+        <w:t>TypeScript</w:t>
+      </w:r>
+      <w:proofErr w:type="spellEnd"/>
       <w:r>
         <w:rPr>
           <w:rFonts w:ascii="Arial" w:hAnsi="Arial" w:cs="Arial"/>
@@ -2580,13 +3149,23 @@
         </w:rPr>
         <w:t xml:space="preserve">, integrating mobile flows with asynchronous processing through </w:t>
       </w:r>
-      <w:r>
-        <w:rPr>
-          <w:rStyle w:val="Strong"/>
-          <w:rFonts w:ascii="Arial" w:hAnsi="Arial" w:cs="Arial"/>
-          <w:sz w:val="20"/>
-        </w:rPr>
-        <w:t>RabbitMQ/Kafka</w:t>
+      <w:proofErr w:type="spellStart"/>
+      <w:r>
+        <w:rPr>
+          <w:rStyle w:val="Strong"/>
+          <w:rFonts w:ascii="Arial" w:hAnsi="Arial" w:cs="Arial"/>
+          <w:sz w:val="20"/>
+        </w:rPr>
+        <w:t>RabbitMQ</w:t>
+      </w:r>
+      <w:proofErr w:type="spellEnd"/>
+      <w:r>
+        <w:rPr>
+          <w:rStyle w:val="Strong"/>
+          <w:rFonts w:ascii="Arial" w:hAnsi="Arial" w:cs="Arial"/>
+          <w:sz w:val="20"/>
+        </w:rPr>
+        <w:t>/Kafka</w:t>
       </w:r>
       <w:r>
         <w:rPr>
@@ -2661,6 +3240,7 @@
         </w:rPr>
         <w:t xml:space="preserve">, </w:t>
       </w:r>
+      <w:proofErr w:type="spellStart"/>
       <w:r>
         <w:rPr>
           <w:rStyle w:val="Strong"/>
@@ -2669,6 +3249,7 @@
         </w:rPr>
         <w:t>CloudFront</w:t>
       </w:r>
+      <w:proofErr w:type="spellEnd"/>
       <w:r>
         <w:rPr>
           <w:rFonts w:ascii="Arial" w:hAnsi="Arial" w:cs="Arial"/>
@@ -2691,14 +3272,34 @@
         </w:rPr>
         <w:t xml:space="preserve">, and introduced infrastructure baselines using </w:t>
       </w:r>
-      <w:r>
-        <w:rPr>
-          <w:rStyle w:val="Strong"/>
-          <w:rFonts w:ascii="Arial" w:hAnsi="Arial" w:cs="Arial"/>
-          <w:sz w:val="20"/>
-        </w:rPr>
-        <w:t>Terraform/CloudFormation</w:t>
-      </w:r>
+      <w:proofErr w:type="spellStart"/>
+      <w:r>
+        <w:rPr>
+          <w:rStyle w:val="Strong"/>
+          <w:rFonts w:ascii="Arial" w:hAnsi="Arial" w:cs="Arial"/>
+          <w:sz w:val="20"/>
+        </w:rPr>
+        <w:t>Terraform</w:t>
+      </w:r>
+      <w:proofErr w:type="spellEnd"/>
+      <w:r>
+        <w:rPr>
+          <w:rStyle w:val="Strong"/>
+          <w:rFonts w:ascii="Arial" w:hAnsi="Arial" w:cs="Arial"/>
+          <w:sz w:val="20"/>
+        </w:rPr>
+        <w:t>/</w:t>
+      </w:r>
+      <w:proofErr w:type="spellStart"/>
+      <w:r>
+        <w:rPr>
+          <w:rStyle w:val="Strong"/>
+          <w:rFonts w:ascii="Arial" w:hAnsi="Arial" w:cs="Arial"/>
+          <w:sz w:val="20"/>
+        </w:rPr>
+        <w:t>CloudFormation</w:t>
+      </w:r>
+      <w:proofErr w:type="spellEnd"/>
       <w:r>
         <w:rPr>
           <w:rFonts w:ascii="Arial" w:hAnsi="Arial" w:cs="Arial"/>
@@ -2727,6 +3328,8 @@
         </w:rPr>
         <w:t xml:space="preserve">Added caching and read-optimization patterns using </w:t>
       </w:r>
+      <w:proofErr w:type="spellStart"/>
+      <w:proofErr w:type="gramStart"/>
       <w:r>
         <w:rPr>
           <w:rStyle w:val="Strong"/>
@@ -2735,6 +3338,8 @@
         </w:rPr>
         <w:t>Redis</w:t>
       </w:r>
+      <w:proofErr w:type="spellEnd"/>
+      <w:proofErr w:type="gramEnd"/>
       <w:r>
         <w:rPr>
           <w:rFonts w:ascii="Arial" w:hAnsi="Arial" w:cs="Arial"/>
@@ -2841,14 +3446,34 @@
         </w:rPr>
         <w:t xml:space="preserve">Strengthened delivery pipelines using </w:t>
       </w:r>
-      <w:r>
-        <w:rPr>
-          <w:rStyle w:val="Strong"/>
-          <w:rFonts w:ascii="Arial" w:hAnsi="Arial" w:cs="Arial"/>
-          <w:sz w:val="20"/>
-        </w:rPr>
-        <w:t>GitLab CI/CircleCI</w:t>
-      </w:r>
+      <w:proofErr w:type="spellStart"/>
+      <w:r>
+        <w:rPr>
+          <w:rStyle w:val="Strong"/>
+          <w:rFonts w:ascii="Arial" w:hAnsi="Arial" w:cs="Arial"/>
+          <w:sz w:val="20"/>
+        </w:rPr>
+        <w:t>GitLab</w:t>
+      </w:r>
+      <w:proofErr w:type="spellEnd"/>
+      <w:r>
+        <w:rPr>
+          <w:rStyle w:val="Strong"/>
+          <w:rFonts w:ascii="Arial" w:hAnsi="Arial" w:cs="Arial"/>
+          <w:sz w:val="20"/>
+        </w:rPr>
+        <w:t xml:space="preserve"> CI/</w:t>
+      </w:r>
+      <w:proofErr w:type="spellStart"/>
+      <w:r>
+        <w:rPr>
+          <w:rStyle w:val="Strong"/>
+          <w:rFonts w:ascii="Arial" w:hAnsi="Arial" w:cs="Arial"/>
+          <w:sz w:val="20"/>
+        </w:rPr>
+        <w:t>CircleCI</w:t>
+      </w:r>
+      <w:proofErr w:type="spellEnd"/>
       <w:r>
         <w:rPr>
           <w:rFonts w:ascii="Arial" w:hAnsi="Arial" w:cs="Arial"/>
@@ -2990,6 +3615,7 @@
       </w:r>
     </w:p>
     <w:p>
+      <w:proofErr w:type="gramStart"/>
       <w:r>
         <w:rPr>
           <w:rFonts w:ascii="Arial" w:eastAsia="Arial" w:hAnsi="Arial" w:cs="Arial"/>
@@ -3001,6 +3627,7 @@
         </w:rPr>
         <w:t>Centric Tech Inc.</w:t>
       </w:r>
+      <w:proofErr w:type="gramEnd"/>
     </w:p>
     <w:p>
       <w:r>
@@ -3031,7 +3658,23 @@
           <w:rFonts w:ascii="Arial" w:hAnsi="Arial" w:cs="Arial"/>
           <w:sz w:val="20"/>
         </w:rPr>
-        <w:t>Built backend services and data models that supported early mobile-enabled experiences, focusing on reliability, predictable contracts, and safe evolvability.</w:t>
+        <w:t xml:space="preserve">Built backend services and data models that supported early mobile-enabled experiences, focusing on reliability, predictable contracts, and safe </w:t>
+      </w:r>
+      <w:proofErr w:type="spellStart"/>
+      <w:r>
+        <w:rPr>
+          <w:rFonts w:ascii="Arial" w:hAnsi="Arial" w:cs="Arial"/>
+          <w:sz w:val="20"/>
+        </w:rPr>
+        <w:t>evolvability</w:t>
+      </w:r>
+      <w:proofErr w:type="spellEnd"/>
+      <w:r>
+        <w:rPr>
+          <w:rFonts w:ascii="Arial" w:hAnsi="Arial" w:cs="Arial"/>
+          <w:sz w:val="20"/>
+        </w:rPr>
+        <w:t>.</w:t>
       </w:r>
     </w:p>
     <w:p>
@@ -3090,13 +3733,23 @@
         </w:rPr>
         <w:t xml:space="preserve">Added caching approaches using </w:t>
       </w:r>
-      <w:r>
-        <w:rPr>
-          <w:rStyle w:val="Strong"/>
-          <w:rFonts w:ascii="Arial" w:hAnsi="Arial" w:cs="Arial"/>
-          <w:sz w:val="20"/>
-        </w:rPr>
-        <w:t>Redis-style</w:t>
+      <w:proofErr w:type="spellStart"/>
+      <w:r>
+        <w:rPr>
+          <w:rStyle w:val="Strong"/>
+          <w:rFonts w:ascii="Arial" w:hAnsi="Arial" w:cs="Arial"/>
+          <w:sz w:val="20"/>
+        </w:rPr>
+        <w:t>Redis</w:t>
+      </w:r>
+      <w:proofErr w:type="spellEnd"/>
+      <w:r>
+        <w:rPr>
+          <w:rStyle w:val="Strong"/>
+          <w:rFonts w:ascii="Arial" w:hAnsi="Arial" w:cs="Arial"/>
+          <w:sz w:val="20"/>
+        </w:rPr>
+        <w:t>-style</w:t>
       </w:r>
       <w:r>
         <w:rPr>
@@ -3132,8 +3785,18 @@
           <w:rFonts w:ascii="Arial" w:hAnsi="Arial" w:cs="Arial"/>
           <w:sz w:val="20"/>
         </w:rPr>
-        <w:t>AWS SQS/RabbitMQ</w:t>
-      </w:r>
+        <w:t>AWS SQS/</w:t>
+      </w:r>
+      <w:proofErr w:type="spellStart"/>
+      <w:r>
+        <w:rPr>
+          <w:rStyle w:val="Strong"/>
+          <w:rFonts w:ascii="Arial" w:hAnsi="Arial" w:cs="Arial"/>
+          <w:sz w:val="20"/>
+        </w:rPr>
+        <w:t>RabbitMQ</w:t>
+      </w:r>
+      <w:proofErr w:type="spellEnd"/>
       <w:r>
         <w:rPr>
           <w:rFonts w:ascii="Arial" w:hAnsi="Arial" w:cs="Arial"/>
@@ -3162,13 +3825,23 @@
         </w:rPr>
         <w:t xml:space="preserve">Contributed to search and retrieval capabilities by integrating indexed content patterns aligned with </w:t>
       </w:r>
-      <w:r>
-        <w:rPr>
-          <w:rStyle w:val="Strong"/>
-          <w:rFonts w:ascii="Arial" w:hAnsi="Arial" w:cs="Arial"/>
-          <w:sz w:val="20"/>
-        </w:rPr>
-        <w:t>Elasticsearch/OpenSearch</w:t>
+      <w:proofErr w:type="spellStart"/>
+      <w:r>
+        <w:rPr>
+          <w:rStyle w:val="Strong"/>
+          <w:rFonts w:ascii="Arial" w:hAnsi="Arial" w:cs="Arial"/>
+          <w:sz w:val="20"/>
+        </w:rPr>
+        <w:t>Elasticsearch</w:t>
+      </w:r>
+      <w:proofErr w:type="spellEnd"/>
+      <w:r>
+        <w:rPr>
+          <w:rStyle w:val="Strong"/>
+          <w:rFonts w:ascii="Arial" w:hAnsi="Arial" w:cs="Arial"/>
+          <w:sz w:val="20"/>
+        </w:rPr>
+        <w:t>/OpenSearch</w:t>
       </w:r>
       <w:r>
         <w:rPr>
@@ -3234,6 +3907,7 @@
         </w:rPr>
         <w:t xml:space="preserve">Helped introduce cloud-ready practices by externalizing configuration, standardizing environments, and promoting repeatable deployments using </w:t>
       </w:r>
+      <w:proofErr w:type="spellStart"/>
       <w:r>
         <w:rPr>
           <w:rStyle w:val="Strong"/>
@@ -3242,6 +3916,7 @@
         </w:rPr>
         <w:t>Docker</w:t>
       </w:r>
+      <w:proofErr w:type="spellEnd"/>
       <w:r>
         <w:rPr>
           <w:rFonts w:ascii="Arial" w:hAnsi="Arial" w:cs="Arial"/>
@@ -3326,7 +4001,23 @@
           <w:rFonts w:ascii="Arial" w:hAnsi="Arial" w:cs="Arial"/>
           <w:sz w:val="20"/>
         </w:rPr>
-        <w:t>Improved diagnosability by adding structured logs and operational counters, aligning the team around measurable service health and faster debugging.</w:t>
+        <w:t xml:space="preserve">Improved </w:t>
+      </w:r>
+      <w:proofErr w:type="spellStart"/>
+      <w:r>
+        <w:rPr>
+          <w:rFonts w:ascii="Arial" w:hAnsi="Arial" w:cs="Arial"/>
+          <w:sz w:val="20"/>
+        </w:rPr>
+        <w:t>diagnosability</w:t>
+      </w:r>
+      <w:proofErr w:type="spellEnd"/>
+      <w:r>
+        <w:rPr>
+          <w:rFonts w:ascii="Arial" w:hAnsi="Arial" w:cs="Arial"/>
+          <w:sz w:val="20"/>
+        </w:rPr>
+        <w:t xml:space="preserve"> by adding structured logs and operational counters, aligning the team around measurable service health and faster debugging.</w:t>
       </w:r>
     </w:p>
     <w:p>
@@ -3487,8 +4178,16 @@
         <w:rPr>
           <w:rFonts w:ascii="Arial" w:hAnsi="Arial" w:cs="Arial"/>
         </w:rPr>
-        <w:t>, which later supported production ownership across mobile apps and cloud-connected services.</w:t>
-      </w:r>
+        <w:t xml:space="preserve">, </w:t>
+      </w:r>
+      <w:proofErr w:type="gramStart"/>
+      <w:r>
+        <w:rPr>
+          <w:rFonts w:ascii="Arial" w:hAnsi="Arial" w:cs="Arial"/>
+        </w:rPr>
+        <w:t>which later supported production ownership across mobile apps and cloud-connected services.</w:t>
+      </w:r>
+      <w:proofErr w:type="gramEnd"/>
     </w:p>
     <w:p>
       <w:pPr>
@@ -3564,7 +4263,23 @@
           <w:rFonts w:ascii="Arial" w:hAnsi="Arial" w:cs="Arial"/>
           <w:sz w:val="20"/>
         </w:rPr>
-        <w:t xml:space="preserve"> sync model for iOS/Android with conflict resolution, background retries, and durable local persistence, keeping core workflows usable without connectivity.</w:t>
+        <w:t xml:space="preserve"> sync model for </w:t>
+      </w:r>
+      <w:proofErr w:type="spellStart"/>
+      <w:r>
+        <w:rPr>
+          <w:rFonts w:ascii="Arial" w:hAnsi="Arial" w:cs="Arial"/>
+          <w:sz w:val="20"/>
+        </w:rPr>
+        <w:t>iOS</w:t>
+      </w:r>
+      <w:proofErr w:type="spellEnd"/>
+      <w:r>
+        <w:rPr>
+          <w:rFonts w:ascii="Arial" w:hAnsi="Arial" w:cs="Arial"/>
+          <w:sz w:val="20"/>
+        </w:rPr>
+        <w:t>/Android with conflict resolution, background retries, and durable local persistence, keeping core workflows usable without connectivity.</w:t>
       </w:r>
     </w:p>
     <w:p>
@@ -3602,6 +4317,7 @@
         </w:rPr>
         <w:t xml:space="preserve">, </w:t>
       </w:r>
+      <w:proofErr w:type="spellStart"/>
       <w:r>
         <w:rPr>
           <w:rStyle w:val="Strong"/>
@@ -3610,6 +4326,7 @@
         </w:rPr>
         <w:t>EventBridge</w:t>
       </w:r>
+      <w:proofErr w:type="spellEnd"/>
       <w:r>
         <w:rPr>
           <w:rFonts w:ascii="Arial" w:hAnsi="Arial" w:cs="Arial"/>
@@ -3636,8 +4353,25 @@
           <w:rFonts w:ascii="Arial" w:hAnsi="Arial" w:cs="Arial"/>
           <w:sz w:val="20"/>
         </w:rPr>
-        <w:t xml:space="preserve">Added end-to-end observability using </w:t>
-      </w:r>
+        <w:t xml:space="preserve">Added end-to-end </w:t>
+      </w:r>
+      <w:proofErr w:type="spellStart"/>
+      <w:r>
+        <w:rPr>
+          <w:rFonts w:ascii="Arial" w:hAnsi="Arial" w:cs="Arial"/>
+          <w:sz w:val="20"/>
+        </w:rPr>
+        <w:t>observability</w:t>
+      </w:r>
+      <w:proofErr w:type="spellEnd"/>
+      <w:r>
+        <w:rPr>
+          <w:rFonts w:ascii="Arial" w:hAnsi="Arial" w:cs="Arial"/>
+          <w:sz w:val="20"/>
+        </w:rPr>
+        <w:t xml:space="preserve"> using </w:t>
+      </w:r>
+      <w:proofErr w:type="spellStart"/>
       <w:r>
         <w:rPr>
           <w:rStyle w:val="Strong"/>
@@ -3646,6 +4380,7 @@
         </w:rPr>
         <w:t>OpenTelemetry</w:t>
       </w:r>
+      <w:proofErr w:type="spellEnd"/>
       <w:r>
         <w:rPr>
           <w:rFonts w:ascii="Arial" w:hAnsi="Arial" w:cs="Arial"/>
@@ -3653,14 +4388,34 @@
         </w:rPr>
         <w:t xml:space="preserve"> + </w:t>
       </w:r>
-      <w:r>
-        <w:rPr>
-          <w:rStyle w:val="Strong"/>
-          <w:rFonts w:ascii="Arial" w:hAnsi="Arial" w:cs="Arial"/>
-          <w:sz w:val="20"/>
-        </w:rPr>
-        <w:t>Datadog/Grafana</w:t>
-      </w:r>
+      <w:proofErr w:type="spellStart"/>
+      <w:r>
+        <w:rPr>
+          <w:rStyle w:val="Strong"/>
+          <w:rFonts w:ascii="Arial" w:hAnsi="Arial" w:cs="Arial"/>
+          <w:sz w:val="20"/>
+        </w:rPr>
+        <w:t>Datadog</w:t>
+      </w:r>
+      <w:proofErr w:type="spellEnd"/>
+      <w:r>
+        <w:rPr>
+          <w:rStyle w:val="Strong"/>
+          <w:rFonts w:ascii="Arial" w:hAnsi="Arial" w:cs="Arial"/>
+          <w:sz w:val="20"/>
+        </w:rPr>
+        <w:t>/</w:t>
+      </w:r>
+      <w:proofErr w:type="spellStart"/>
+      <w:r>
+        <w:rPr>
+          <w:rStyle w:val="Strong"/>
+          <w:rFonts w:ascii="Arial" w:hAnsi="Arial" w:cs="Arial"/>
+          <w:sz w:val="20"/>
+        </w:rPr>
+        <w:t>Grafana</w:t>
+      </w:r>
+      <w:proofErr w:type="spellEnd"/>
       <w:r>
         <w:rPr>
           <w:rFonts w:ascii="Arial" w:hAnsi="Arial" w:cs="Arial"/>
@@ -3684,7 +4439,25 @@
           <w:rFonts w:ascii="Arial" w:hAnsi="Arial" w:cs="Arial"/>
           <w:sz w:val="20"/>
         </w:rPr>
-        <w:t>Secure Auth + API Compatibility Guardrails</w:t>
+        <w:t xml:space="preserve">Secure </w:t>
+      </w:r>
+      <w:proofErr w:type="spellStart"/>
+      <w:r>
+        <w:rPr>
+          <w:rStyle w:val="Strong"/>
+          <w:rFonts w:ascii="Arial" w:hAnsi="Arial" w:cs="Arial"/>
+          <w:sz w:val="20"/>
+        </w:rPr>
+        <w:t>Auth</w:t>
+      </w:r>
+      <w:proofErr w:type="spellEnd"/>
+      <w:r>
+        <w:rPr>
+          <w:rStyle w:val="Strong"/>
+          <w:rFonts w:ascii="Arial" w:hAnsi="Arial" w:cs="Arial"/>
+          <w:sz w:val="20"/>
+        </w:rPr>
+        <w:t xml:space="preserve"> + API Compatibility Guardrails</w:t>
       </w:r>
     </w:p>
     <w:p>
@@ -3705,7 +4478,23 @@
           <w:rFonts w:ascii="Arial" w:hAnsi="Arial" w:cs="Arial"/>
           <w:sz w:val="20"/>
         </w:rPr>
-        <w:t xml:space="preserve">Implemented modern auth flows with </w:t>
+        <w:t xml:space="preserve">Implemented modern </w:t>
+      </w:r>
+      <w:proofErr w:type="spellStart"/>
+      <w:r>
+        <w:rPr>
+          <w:rFonts w:ascii="Arial" w:hAnsi="Arial" w:cs="Arial"/>
+          <w:sz w:val="20"/>
+        </w:rPr>
+        <w:t>auth</w:t>
+      </w:r>
+      <w:proofErr w:type="spellEnd"/>
+      <w:r>
+        <w:rPr>
+          <w:rFonts w:ascii="Arial" w:hAnsi="Arial" w:cs="Arial"/>
+          <w:sz w:val="20"/>
+        </w:rPr>
+        <w:t xml:space="preserve"> flows with </w:t>
       </w:r>
       <w:r>
         <w:rPr>
@@ -3737,14 +4526,34 @@
         </w:rPr>
         <w:t xml:space="preserve">, and integrations with </w:t>
       </w:r>
-      <w:r>
-        <w:rPr>
-          <w:rStyle w:val="Strong"/>
-          <w:rFonts w:ascii="Arial" w:hAnsi="Arial" w:cs="Arial"/>
-          <w:sz w:val="20"/>
-        </w:rPr>
-        <w:t>Okta/Auth0/AWS Cognito</w:t>
-      </w:r>
+      <w:proofErr w:type="spellStart"/>
+      <w:r>
+        <w:rPr>
+          <w:rStyle w:val="Strong"/>
+          <w:rFonts w:ascii="Arial" w:hAnsi="Arial" w:cs="Arial"/>
+          <w:sz w:val="20"/>
+        </w:rPr>
+        <w:t>Okta</w:t>
+      </w:r>
+      <w:proofErr w:type="spellEnd"/>
+      <w:r>
+        <w:rPr>
+          <w:rStyle w:val="Strong"/>
+          <w:rFonts w:ascii="Arial" w:hAnsi="Arial" w:cs="Arial"/>
+          <w:sz w:val="20"/>
+        </w:rPr>
+        <w:t xml:space="preserve">/Auth0/AWS </w:t>
+      </w:r>
+      <w:proofErr w:type="spellStart"/>
+      <w:r>
+        <w:rPr>
+          <w:rStyle w:val="Strong"/>
+          <w:rFonts w:ascii="Arial" w:hAnsi="Arial" w:cs="Arial"/>
+          <w:sz w:val="20"/>
+        </w:rPr>
+        <w:t>Cognito</w:t>
+      </w:r>
+      <w:proofErr w:type="spellEnd"/>
       <w:r>
         <w:rPr>
           <w:rFonts w:ascii="Arial" w:hAnsi="Arial" w:cs="Arial"/>
